--- a/docs/CasoA/Documento_TecnicoCasoA.docx
+++ b/docs/CasoA/Documento_TecnicoCasoA.docx
@@ -343,13 +343,7 @@
         <w:spacing w:after="100" w:line="288" w:lineRule="auto"/>
       </w:pPr>
       <w:r>
-        <w:t xml:space="preserve">El prototipo </w:t>
-      </w:r>
-      <w:r>
-        <w:t>simula un proceso de recarga Tullave orquestado desde n8n. El workflow recibe un evento de pago, normaliza la entrada, valida el pago y los fondos, y luego invoca una cadena de servicios mock para representar la confirmación bancaria, el recaudo, la activa</w:t>
-      </w:r>
-      <w:r>
-        <w:t>ción del sistema Tullave, el reporte a DIAN y la notificación transaccional.</w:t>
+        <w:t>El prototipo simula un proceso de recarga Tullave orquestado desde n8n. El workflow recibe un evento de pago, normaliza la entrada, valida el pago y los fondos, y luego invoca una cadena de servicios mock para representar la confirmación bancaria, el recaudo, la activación del sistema Tullave, el reporte a DIAN y la notificación transaccional.</w:t>
       </w:r>
     </w:p>
     <w:p>
@@ -357,10 +351,7 @@
         <w:spacing w:after="100" w:line="288" w:lineRule="auto"/>
       </w:pPr>
       <w:r>
-        <w:t>La arquitectura combina dos piezas principales: un workflow de n8n que implementa la lógica de orquestación y una API mock desarrollada en FastAPI que emula servicios externos med</w:t>
-      </w:r>
-      <w:r>
-        <w:t>iante respuestas controladas, latencia configurable y fallos inyectables.</w:t>
+        <w:t>La arquitectura combina dos piezas principales: un workflow de n8n que implementa la lógica de orquestación y una API mock desarrollada en FastAPI que emula servicios externos mediante respuestas controladas, latencia configurable y fallos inyectables.</w:t>
       </w:r>
     </w:p>
     <w:p>
@@ -630,13 +621,7 @@
               <w:rPr>
                 <w:sz w:val="18"/>
               </w:rPr>
-              <w:t xml:space="preserve">Recibir el evento, evaluar </w:t>
-            </w:r>
-            <w:r>
-              <w:rPr>
-                <w:sz w:val="18"/>
-              </w:rPr>
-              <w:t>reglas, llamar servicios y construir la respuesta E2E.</w:t>
+              <w:t>Recibir el evento, evaluar reglas, llamar servicios y construir la respuesta E2E.</w:t>
             </w:r>
           </w:p>
         </w:tc>
@@ -734,13 +719,7 @@
               <w:rPr>
                 <w:sz w:val="18"/>
               </w:rPr>
-              <w:t xml:space="preserve">Exponer endpoints controlables para fondos, banco, recaudo, Tullave, DIAN y </w:t>
-            </w:r>
-            <w:r>
-              <w:rPr>
-                <w:sz w:val="18"/>
-              </w:rPr>
-              <w:t>notificación.</w:t>
+              <w:t>Exponer endpoints controlables para fondos, banco, recaudo, Tullave, DIAN y notificación.</w:t>
             </w:r>
           </w:p>
         </w:tc>
@@ -890,13 +869,7 @@
               <w:rPr>
                 <w:sz w:val="18"/>
               </w:rPr>
-              <w:t>Entor</w:t>
-            </w:r>
-            <w:r>
-              <w:rPr>
-                <w:sz w:val="18"/>
-              </w:rPr>
-              <w:t>no local</w:t>
+              <w:t>Entorno local</w:t>
             </w:r>
           </w:p>
         </w:tc>
@@ -1009,10 +982,7 @@
               <w:t xml:space="preserve">Despliegue probado. </w:t>
             </w:r>
             <w:r>
-              <w:t xml:space="preserve">En las pruebas realizadas, cuando n8n se ejecuta dentro de Docker y la API mock corre en </w:t>
-            </w:r>
-            <w:r>
-              <w:t>la máquina anfitriona, el valor operativo correcto de mock_base_url es http://host.docker.internal:8000. El valor http://localhost:8000 solo funciona cuando el cliente que llama y el servidor FastAPI comparten el mismo espacio de red.</w:t>
+              <w:t>En las pruebas realizadas, cuando n8n se ejecuta dentro de Docker y la API mock corre en la máquina anfitriona, el valor operativo correcto de mock_base_url es http://host.docker.internal:8000. El valor http://localhost:8000 solo funciona cuando el cliente que llama y el servidor FastAPI comparten el mismo espacio de red.</w:t>
             </w:r>
           </w:p>
         </w:tc>
@@ -1028,14 +998,7 @@
           <w:color w:val="22406C"/>
           <w:sz w:val="30"/>
         </w:rPr>
-        <w:t xml:space="preserve">2. API simulada en </w:t>
-      </w:r>
-      <w:r>
-        <w:rPr>
-          <w:color w:val="22406C"/>
-          <w:sz w:val="30"/>
-        </w:rPr>
-        <w:t>FastAPI</w:t>
+        <w:t>2. API simulada en FastAPI</w:t>
       </w:r>
     </w:p>
     <w:p>
@@ -1063,10 +1026,7 @@
         <w:spacing w:after="100" w:line="288" w:lineRule="auto"/>
       </w:pPr>
       <w:r>
-        <w:t>Todos lo</w:t>
-      </w:r>
-      <w:r>
-        <w:t>s endpoints POST heredan un conjunto común de campos. Esto simplifica la integración con n8n porque la misma estructura básica puede propagarse a todos los servicios.</w:t>
+        <w:t>Todos los endpoints POST heredan un conjunto común de campos. Esto simplifica la integración con n8n porque la misma estructura básica puede propagarse a todos los servicios.</w:t>
       </w:r>
     </w:p>
     <w:tbl>
@@ -1266,13 +1226,7 @@
               <w:rPr>
                 <w:sz w:val="18"/>
               </w:rPr>
-              <w:t xml:space="preserve">Identificador de correlación de la </w:t>
-            </w:r>
-            <w:r>
-              <w:rPr>
-                <w:sz w:val="18"/>
-              </w:rPr>
-              <w:t>operación.</w:t>
+              <w:t>Identificador de correlación de la operación.</w:t>
             </w:r>
           </w:p>
         </w:tc>
@@ -1641,13 +1595,7 @@
               <w:rPr>
                 <w:sz w:val="18"/>
               </w:rPr>
-              <w:t xml:space="preserve">int </w:t>
-            </w:r>
-            <w:r>
-              <w:rPr>
-                <w:sz w:val="18"/>
-              </w:rPr>
-              <w:t>opcional</w:t>
+              <w:t>int opcional</w:t>
             </w:r>
           </w:p>
         </w:tc>
@@ -2226,13 +2174,7 @@
               <w:rPr>
                 <w:sz w:val="18"/>
               </w:rPr>
-              <w:t xml:space="preserve">Fuerza un recaudo </w:t>
-            </w:r>
-            <w:r>
-              <w:rPr>
-                <w:sz w:val="18"/>
-              </w:rPr>
-              <w:t>rechazado.</w:t>
+              <w:t>Fuerza un recaudo rechazado.</w:t>
             </w:r>
           </w:p>
         </w:tc>
@@ -2919,13 +2861,7 @@
               <w:rPr>
                 <w:sz w:val="17"/>
               </w:rPr>
-              <w:t xml:space="preserve">503 </w:t>
-            </w:r>
-            <w:r>
-              <w:rPr>
-                <w:sz w:val="17"/>
-              </w:rPr>
-              <w:t>FUNDS_SERVICE_UNAVAILABLE</w:t>
+              <w:t>503 FUNDS_SERVICE_UNAVAILABLE</w:t>
             </w:r>
           </w:p>
         </w:tc>
@@ -3501,13 +3437,7 @@
               <w:rPr>
                 <w:sz w:val="17"/>
               </w:rPr>
-              <w:t>503 DIAN_GATEWAY_TIMEOU</w:t>
-            </w:r>
-            <w:r>
-              <w:rPr>
-                <w:sz w:val="17"/>
-              </w:rPr>
-              <w:t>T</w:t>
+              <w:t>503 DIAN_GATEWAY_TIMEOUT</w:t>
             </w:r>
           </w:p>
         </w:tc>
@@ -3697,10 +3627,7 @@
         <w:spacing w:after="100" w:line="288" w:lineRule="auto"/>
       </w:pPr>
       <w:r>
-        <w:t xml:space="preserve">La función compute_delay_ms calcula el retardo de cada solicitud. Si el </w:t>
-      </w:r>
-      <w:r>
-        <w:t>request trae delay_ms, ese valor se usa como base. De lo contrario, el mock genera un entero aleatorio entre MIN_DELAY_MS y MAX_DELAY_MS. Luego puede agregarse un jitter adicional aleatorio entre 0 y jitter_ms.</w:t>
+        <w:t>La función compute_delay_ms calcula el retardo de cada solicitud. Si el request trae delay_ms, ese valor se usa como base. De lo contrario, el mock genera un entero aleatorio entre MIN_DELAY_MS y MAX_DELAY_MS. Luego puede agregarse un jitter adicional aleatorio entre 0 y jitter_ms.</w:t>
       </w:r>
     </w:p>
     <w:p>
@@ -3708,10 +3635,7 @@
         <w:spacing w:after="100" w:line="288" w:lineRule="auto"/>
       </w:pPr>
       <w:r>
-        <w:t>La función should_fail decide si la llamada f</w:t>
-      </w:r>
-      <w:r>
-        <w:t>alla técnicamente. Un force_error=true provoca un error de inmediato. Si force_error no está activo, la decisión puede depender de fail_rate o, si no viene en el request, del valor global FAIL_RATE definido por variable de entorno.</w:t>
+        <w:t>La función should_fail decide si la llamada falla técnicamente. Un force_error=true provoca un error de inmediato. Si force_error no está activo, la decisión puede depender de fail_rate o, si no viene en el request, del valor global FAIL_RATE definido por variable de entorno.</w:t>
       </w:r>
     </w:p>
     <w:p>
@@ -3719,10 +3643,7 @@
         <w:spacing w:after="100" w:line="288" w:lineRule="auto"/>
       </w:pPr>
       <w:r>
-        <w:t>En todos los endpoints P</w:t>
-      </w:r>
-      <w:r>
-        <w:t>OST exitosos se devuelve service_latency_ms, calculado a partir del tiempo de procesamiento del servicio simulado.</w:t>
+        <w:t>En todos los endpoints POST exitosos se devuelve service_latency_ms, calculado a partir del tiempo de procesamiento del servicio simulado.</w:t>
       </w:r>
     </w:p>
     <w:tbl>
@@ -3895,12 +3816,6 @@
                 <w:sz w:val="17"/>
               </w:rPr>
               <w:br/>
-            </w:r>
-            <w:r>
-              <w:rPr>
-                <w:rFonts w:ascii="Courier New" w:eastAsia="Courier New" w:hAnsi="Courier New"/>
-                <w:sz w:val="17"/>
-              </w:rPr>
               <w:t xml:space="preserve">  -H "X-Correlation-ID: tx-demo-001" \</w:t>
             </w:r>
             <w:r>
@@ -3980,14 +3895,7 @@
                 <w:sz w:val="17"/>
               </w:rPr>
               <w:br/>
-              <w:t xml:space="preserve">  </w:t>
-            </w:r>
-            <w:r>
-              <w:rPr>
-                <w:rFonts w:ascii="Courier New" w:eastAsia="Courier New" w:hAnsi="Courier New"/>
-                <w:sz w:val="17"/>
-              </w:rPr>
-              <w:t>-d '{</w:t>
+              <w:t xml:space="preserve">  -d '{</w:t>
             </w:r>
             <w:r>
               <w:rPr>
@@ -4051,10 +3959,7 @@
         <w:spacing w:after="100" w:line="288" w:lineRule="auto"/>
       </w:pPr>
       <w:r>
-        <w:t>El workflow corregido se denomina CASO A - Recarga Tullave (con endpoints simulados) y utiliza responseMod</w:t>
-      </w:r>
-      <w:r>
-        <w:t>e=responseNode, por lo que la respuesta al cliente se construye explícitamente mediante nodos Respond to Webhook.</w:t>
+        <w:t>El workflow corregido se denomina CASO A - Recarga Tullave (con endpoints simulados) y utiliza responseMode=responseNode, por lo que la respuesta al cliente se construye explícitamente mediante nodos Respond to Webhook.</w:t>
       </w:r>
     </w:p>
     <w:p>
@@ -4062,10 +3967,7 @@
         <w:spacing w:after="100" w:line="288" w:lineRule="auto"/>
       </w:pPr>
       <w:r>
-        <w:t xml:space="preserve">La ruta base del webhook es casoA-recarga-tullave-v2. En pruebas interactivas se utiliza /webhook-test/casoA-recarga-tullave-v2; en ejecución </w:t>
-      </w:r>
-      <w:r>
-        <w:t>activa se usa /webhook/casoA-recarga-tullave-v2.</w:t>
+        <w:t>La ruta base del webhook es casoA-recarga-tullave-v2. En pruebas interactivas se utiliza /webhook-test/casoA-recarga-tullave-v2; en ejecución activa se usa /webhook/casoA-recarga-tullave-v2.</w:t>
       </w:r>
     </w:p>
     <w:p>
@@ -5946,13 +5848,7 @@
               <w:rPr>
                 <w:sz w:val="18"/>
               </w:rPr>
-              <w:t xml:space="preserve">Evita llamadas a mocks cuando el pago llega </w:t>
-            </w:r>
-            <w:r>
-              <w:rPr>
-                <w:sz w:val="18"/>
-              </w:rPr>
-              <w:t>rechazado.</w:t>
+              <w:t>Evita llamadas a mocks cuando el pago llega rechazado.</w:t>
             </w:r>
           </w:p>
         </w:tc>
@@ -6125,13 +6021,7 @@
               <w:rPr>
                 <w:sz w:val="18"/>
               </w:rPr>
-              <w:t xml:space="preserve">HTTP - </w:t>
-            </w:r>
-            <w:r>
-              <w:rPr>
-                <w:sz w:val="18"/>
-              </w:rPr>
-              <w:t>Confirmación bancaria; HTTP - Recaudo Bogotá; HTTP - Sistema Tullave; HTTP - Reporte DIAN; HTTP - Notificación transaccional</w:t>
+              <w:t>HTTP - Confirmación bancaria; HTTP - Recaudo Bogotá; HTTP - Sistema Tullave; HTTP - Reporte DIAN; HTTP - Notificación transaccional</w:t>
             </w:r>
           </w:p>
         </w:tc>
@@ -6229,13 +6119,7 @@
               <w:rPr>
                 <w:sz w:val="18"/>
               </w:rPr>
-              <w:t>t1 + latencia; Build Respons</w:t>
-            </w:r>
-            <w:r>
-              <w:rPr>
-                <w:sz w:val="18"/>
-              </w:rPr>
-              <w:t>e; Respond to Webhook</w:t>
+              <w:t>t1 + latencia; Build Response; Respond to Webhook</w:t>
             </w:r>
           </w:p>
         </w:tc>
@@ -6572,13 +6456,7 @@
               <w:rPr>
                 <w:sz w:val="17"/>
               </w:rPr>
-              <w:t xml:space="preserve">Init + t0 </w:t>
-            </w:r>
-            <w:r>
-              <w:rPr>
-                <w:sz w:val="17"/>
-              </w:rPr>
-              <w:t>(normalización)</w:t>
+              <w:t>Init + t0 (normalización)</w:t>
             </w:r>
           </w:p>
         </w:tc>
@@ -6872,13 +6750,7 @@
               <w:rPr>
                 <w:sz w:val="17"/>
               </w:rPr>
-              <w:t>IF -</w:t>
-            </w:r>
-            <w:r>
-              <w:rPr>
-                <w:sz w:val="17"/>
-              </w:rPr>
-              <w:t xml:space="preserve"> Fondos suficientes?</w:t>
+              <w:t>IF - Fondos suficientes?</w:t>
             </w:r>
           </w:p>
         </w:tc>
@@ -7218,13 +7090,7 @@
               <w:rPr>
                 <w:sz w:val="17"/>
               </w:rPr>
-              <w:t xml:space="preserve">Llama </w:t>
-            </w:r>
-            <w:r>
-              <w:rPr>
-                <w:sz w:val="17"/>
-              </w:rPr>
-              <w:t>/tullave/activate.</w:t>
+              <w:t>Llama /tullave/activate.</w:t>
             </w:r>
           </w:p>
         </w:tc>
@@ -7570,13 +7436,7 @@
               <w:rPr>
                 <w:sz w:val="17"/>
               </w:rPr>
-              <w:t xml:space="preserve">Build Response </w:t>
-            </w:r>
-            <w:r>
-              <w:rPr>
-                <w:sz w:val="17"/>
-              </w:rPr>
-              <w:t>(éxito)</w:t>
+              <w:t>Build Response (éxito)</w:t>
             </w:r>
           </w:p>
         </w:tc>
@@ -8112,13 +7972,7 @@
               <w:rPr>
                 <w:sz w:val="17"/>
               </w:rPr>
-              <w:t>Calcul</w:t>
-            </w:r>
-            <w:r>
-              <w:rPr>
-                <w:sz w:val="17"/>
-              </w:rPr>
-              <w:t>a el cierre temporal cuando el pago inicial no fue aprobado.</w:t>
+              <w:t>Calcula el cierre temporal cuando el pago inicial no fue aprobado.</w:t>
             </w:r>
           </w:p>
         </w:tc>
@@ -8314,13 +8168,7 @@
               <w:rPr>
                 <w:sz w:val="17"/>
               </w:rPr>
-              <w:t xml:space="preserve">Entrega la respuesta de </w:t>
-            </w:r>
-            <w:r>
-              <w:rPr>
-                <w:sz w:val="17"/>
-              </w:rPr>
-              <w:t>rechazo de entrada.</w:t>
+              <w:t>Entrega la respuesta de rechazo de entrada.</w:t>
             </w:r>
           </w:p>
         </w:tc>
@@ -8558,13 +8406,7 @@
               <w:rPr>
                 <w:sz w:val="18"/>
               </w:rPr>
-              <w:t xml:space="preserve">Incluye </w:t>
-            </w:r>
-            <w:r>
-              <w:rPr>
-                <w:sz w:val="18"/>
-              </w:rPr>
-              <w:t>service_latency_ms_* para cada servicio invocado.</w:t>
+              <w:t>Incluye service_latency_ms_* para cada servicio invocado.</w:t>
             </w:r>
           </w:p>
         </w:tc>
@@ -8737,13 +8579,7 @@
               <w:rPr>
                 <w:sz w:val="18"/>
               </w:rPr>
-              <w:t>status=rejected; fail_reason=INSU</w:t>
-            </w:r>
-            <w:r>
-              <w:rPr>
-                <w:sz w:val="18"/>
-              </w:rPr>
-              <w:t>FFICIENT_FUNDS.</w:t>
+              <w:t>status=rejected; fail_reason=INSUFFICIENT_FUNDS.</w:t>
             </w:r>
           </w:p>
         </w:tc>
@@ -8908,10 +8744,7 @@
               <w:t xml:space="preserve">Comportamiento importante. </w:t>
             </w:r>
             <w:r>
-              <w:t>El prototipo ya permite forzar rechazos de negocio mediante banderas como force_bank_reject o force_dian_reject. Sin embargo, esas respuestas no cortan la cadena en el estado actual; el workflow sigue avanzando y la respuesta glo</w:t>
-            </w:r>
-            <w:r>
-              <w:t>bal permanece en status=ok, dejando el detalle del rechazo en los campos específicos del servicio.</w:t>
+              <w:t>El prototipo ya permite forzar rechazos de negocio mediante banderas como force_bank_reject o force_dian_reject. Sin embargo, esas respuestas no cortan la cadena en el estado actual; el workflow sigue avanzando y la respuesta global permanece en status=ok, dejando el detalle del rechazo en los campos específicos del servicio.</w:t>
             </w:r>
           </w:p>
         </w:tc>
@@ -9076,13 +8909,7 @@
               <w:rPr>
                 <w:sz w:val="17"/>
               </w:rPr>
-              <w:t xml:space="preserve">status, transaction_id, payment_status, funds_ok, </w:t>
-            </w:r>
-            <w:r>
-              <w:rPr>
-                <w:sz w:val="17"/>
-              </w:rPr>
-              <w:t>bank_confirmation_status, recaudo_status, tullave_activated, tullave_message, dian_report_status, notification_status, start_time, end_time, latency_ms, service_latency_ms_*</w:t>
+              <w:t>status, transaction_id, payment_status, funds_ok, bank_confirmation_status, recaudo_status, tullave_activated, tullave_message, dian_report_status, notification_status, start_time, end_time, latency_ms, service_latency_ms_*</w:t>
             </w:r>
           </w:p>
         </w:tc>
@@ -9157,13 +8984,7 @@
               <w:rPr>
                 <w:sz w:val="17"/>
               </w:rPr>
-              <w:t>status, transaction_</w:t>
-            </w:r>
-            <w:r>
-              <w:rPr>
-                <w:sz w:val="17"/>
-              </w:rPr>
-              <w:t>id, payment_status, fail_reason, amount, account_balance, funds_ok, start_time, end_time, latency_ms, service_latency_ms_funds</w:t>
+              <w:t>status, transaction_id, payment_status, fail_reason, amount, account_balance, funds_ok, start_time, end_time, latency_ms, service_latency_ms_funds</w:t>
             </w:r>
           </w:p>
         </w:tc>
@@ -9238,13 +9059,7 @@
               <w:rPr>
                 <w:sz w:val="17"/>
               </w:rPr>
-              <w:t xml:space="preserve">status, transaction_id, </w:t>
-            </w:r>
-            <w:r>
-              <w:rPr>
-                <w:sz w:val="17"/>
-              </w:rPr>
-              <w:t>payment_status, fail_reason, amount, account_balance, start_time, end_time, latency_ms</w:t>
+              <w:t>status, transaction_id, payment_status, fail_reason, amount, account_balance, start_time, end_time, latency_ms</w:t>
             </w:r>
           </w:p>
         </w:tc>
@@ -9337,14 +9152,7 @@
                 <w:sz w:val="17"/>
               </w:rPr>
               <w:br/>
-              <w:t xml:space="preserve">python -m </w:t>
-            </w:r>
-            <w:r>
-              <w:rPr>
-                <w:rFonts w:ascii="Courier New" w:eastAsia="Courier New" w:hAnsi="Courier New"/>
-                <w:sz w:val="17"/>
-              </w:rPr>
-              <w:t>uvicorn main:app --host 0.0.0.0 --port 8000 --reload</w:t>
+              <w:t>python -m uvicorn main:app --host 0.0.0.0 --port 8000 --reload</w:t>
             </w:r>
             <w:r>
               <w:rPr>
@@ -9441,14 +9249,7 @@
                 <w:rFonts w:ascii="Courier New" w:eastAsia="Courier New" w:hAnsi="Courier New"/>
                 <w:sz w:val="17"/>
               </w:rPr>
-              <w:t>curl -X POST "http://localhost:5678/webhook-test/ca</w:t>
-            </w:r>
-            <w:r>
-              <w:rPr>
-                <w:rFonts w:ascii="Courier New" w:eastAsia="Courier New" w:hAnsi="Courier New"/>
-                <w:sz w:val="17"/>
-              </w:rPr>
-              <w:t>soA-recarga-tullave-v2" \</w:t>
+              <w:t>curl -X POST "http://localhost:5678/webhook-test/casoA-recarga-tullave-v2" \</w:t>
             </w:r>
             <w:r>
               <w:rPr>
@@ -9512,14 +9313,7 @@
                 <w:sz w:val="17"/>
               </w:rPr>
               <w:br/>
-              <w:t xml:space="preserve">  </w:t>
-            </w:r>
-            <w:r>
-              <w:rPr>
-                <w:rFonts w:ascii="Courier New" w:eastAsia="Courier New" w:hAnsi="Courier New"/>
-                <w:sz w:val="17"/>
-              </w:rPr>
-              <w:t>}'</w:t>
+              <w:t xml:space="preserve">  }'</w:t>
             </w:r>
           </w:p>
         </w:tc>
@@ -9551,10 +9345,7 @@
         <w:spacing w:after="100" w:line="288" w:lineRule="auto"/>
       </w:pPr>
       <w:r>
-        <w:t xml:space="preserve">El entorno de trabajo ya cuenta con una colección de </w:t>
-      </w:r>
-      <w:r>
-        <w:t>Postman enfocada a pruebas end-to-end y un environment con variables base. Esta colección sirve para repetir escenarios de éxito, rechazo de pago, fondos insuficientes, rechazos parciales por servicio, latencia simulada y errores técnicos.</w:t>
+        <w:t>El entorno de trabajo ya cuenta con una colección de Postman enfocada a pruebas end-to-end y un environment con variables base. Esta colección sirve para repetir escenarios de éxito, rechazo de pago, fondos insuficientes, rechazos parciales por servicio, latencia simulada y errores técnicos.</w:t>
       </w:r>
     </w:p>
     <w:p>
@@ -9564,10 +9355,7 @@
         <w:ind w:left="283"/>
       </w:pPr>
       <w:r>
-        <w:t>Postman_E2E_Reca</w:t>
-      </w:r>
-      <w:r>
-        <w:t>rga_Tullave.postman_collection.json</w:t>
+        <w:t>Postman_E2E_Recarga_Tullave.postman_collection.json</w:t>
       </w:r>
     </w:p>
     <w:p>
@@ -9812,13 +9600,7 @@
               <w:rPr>
                 <w:sz w:val="17"/>
               </w:rPr>
-              <w:t>Se calcula como diferenci</w:t>
-            </w:r>
-            <w:r>
-              <w:rPr>
-                <w:sz w:val="17"/>
-              </w:rPr>
-              <w:t>a entre start_time y end_time en los nodos t1 + latencia.</w:t>
+              <w:t>Se calcula como diferencia entre start_time y end_time en los nodos t1 + latencia.</w:t>
             </w:r>
           </w:p>
         </w:tc>
@@ -10014,13 +9796,7 @@
               <w:rPr>
                 <w:sz w:val="17"/>
               </w:rPr>
-              <w:t xml:space="preserve">Se </w:t>
-            </w:r>
-            <w:r>
-              <w:rPr>
-                <w:sz w:val="17"/>
-              </w:rPr>
-              <w:t>propaga transaction_id y se envía como x-correlation-id.</w:t>
+              <w:t>Se propaga transaction_id y se envía como x-correlation-id.</w:t>
             </w:r>
           </w:p>
         </w:tc>
@@ -10147,13 +9923,7 @@
               <w:rPr>
                 <w:sz w:val="17"/>
               </w:rPr>
-              <w:t>Percentiles agregados p50/p95</w:t>
-            </w:r>
-            <w:r>
-              <w:rPr>
-                <w:sz w:val="17"/>
-              </w:rPr>
-              <w:t>/p99</w:t>
+              <w:t>Percentiles agregados p50/p95/p99</w:t>
             </w:r>
           </w:p>
         </w:tc>
@@ -10349,13 +10119,7 @@
               <w:rPr>
                 <w:sz w:val="17"/>
               </w:rPr>
-              <w:t xml:space="preserve">Respuesta </w:t>
-            </w:r>
-            <w:r>
-              <w:rPr>
-                <w:sz w:val="17"/>
-              </w:rPr>
-              <w:t>uniforme para 5xx</w:t>
+              <w:t>Respuesta uniforme para 5xx</w:t>
             </w:r>
           </w:p>
         </w:tc>
@@ -10459,10 +10223,7 @@
         <w:ind w:left="283"/>
       </w:pPr>
       <w:r>
-        <w:t>No se implementó aú</w:t>
-      </w:r>
-      <w:r>
-        <w:t>n una validación formal de contrato JSON por servicio.</w:t>
+        <w:t>No se implementó aún una validación formal de contrato JSON por servicio.</w:t>
       </w:r>
     </w:p>
     <w:p>
@@ -10482,132 +10243,9 @@
         <w:ind w:left="283"/>
       </w:pPr>
       <w:r>
-        <w:t>La agregación estadística de múltiples ejecuciones debe hacerse por fuera del workf</w:t>
-      </w:r>
-      <w:r>
-        <w:t>low, por ejemplo con Postman/Newman, export de ejecuciones o monitoreo externo.</w:t>
+        <w:t>La agregación estadística de múltiples ejecuciones debe hacerse por fuera del workflow, por ejemplo con Postman/Newman, export de ejecuciones o monitoreo externo.</w:t>
       </w:r>
     </w:p>
-    <w:p>
-      <w:pPr>
-        <w:pStyle w:val="Ttulo1"/>
-      </w:pPr>
-      <w:r>
-        <w:rPr>
-          <w:color w:val="22406C"/>
-          <w:sz w:val="30"/>
-        </w:rPr>
-        <w:lastRenderedPageBreak/>
-        <w:t>6. Conclusión</w:t>
-      </w:r>
-    </w:p>
-    <w:p>
-      <w:pPr>
-        <w:spacing w:after="100" w:line="288" w:lineRule="auto"/>
-      </w:pPr>
-      <w:r>
-        <w:t>El prototipo actual ya es suficiente para demostrar una integración orquestada con n8n, desacoplada de servicios reales mediante una API mock controlable. En su e</w:t>
-      </w:r>
-      <w:r>
-        <w:t>stado presente permite probar rutas funcionales, medir latencia de extremo a extremo, observar latencias por servicio y simular escenarios de rechazo y fallo técnico.</w:t>
-      </w:r>
-    </w:p>
-    <w:p>
-      <w:pPr>
-        <w:spacing w:after="100" w:line="288" w:lineRule="auto"/>
-        <w:ind w:left="720" w:hanging="720"/>
-      </w:pPr>
-      <w:r>
-        <w:t>La documentación anterior deja asentado el funcionamiento real de la solución: qué hace c</w:t>
-      </w:r>
-      <w:r>
-        <w:t xml:space="preserve">ada endpoint, cómo se propaga la información a </w:t>
-      </w:r>
-      <w:proofErr w:type="spellStart"/>
-      <w:r>
-        <w:t>través</w:t>
-      </w:r>
-      <w:proofErr w:type="spellEnd"/>
-      <w:r>
-        <w:t xml:space="preserve"> del </w:t>
-      </w:r>
-      <w:r>
-        <w:t xml:space="preserve">workflow, </w:t>
-      </w:r>
-      <w:proofErr w:type="spellStart"/>
-      <w:r>
-        <w:t>qué</w:t>
-      </w:r>
-      <w:proofErr w:type="spellEnd"/>
-      <w:r>
-        <w:t xml:space="preserve"> </w:t>
-      </w:r>
-      <w:proofErr w:type="spellStart"/>
-      <w:r>
-        <w:t>responde</w:t>
-      </w:r>
-      <w:proofErr w:type="spellEnd"/>
-      <w:r>
-        <w:t xml:space="preserve"> </w:t>
-      </w:r>
-      <w:proofErr w:type="spellStart"/>
-      <w:r>
-        <w:t>cada</w:t>
-      </w:r>
-      <w:proofErr w:type="spellEnd"/>
-      <w:r>
-        <w:t xml:space="preserve"> rama y cuáles son las limitaciones que todavía existen. Eso la hace adecuada como base técnica del entregable y también como punto de partida para una fase posterior de e</w:t>
-      </w:r>
-      <w:r>
-        <w:t>ndurecimiento del flujo.</w:t>
-      </w:r>
-    </w:p>
-    <w:tbl>
-      <w:tblPr>
-        <w:tblW w:w="0" w:type="auto"/>
-        <w:jc w:val="center"/>
-        <w:tblLook w:val="04A0" w:firstRow="1" w:lastRow="0" w:firstColumn="1" w:lastColumn="0" w:noHBand="0" w:noVBand="1"/>
-      </w:tblPr>
-      <w:tblGrid>
-        <w:gridCol w:w="9638"/>
-      </w:tblGrid>
-      <w:tr>
-        <w:trPr>
-          <w:tblHeader/>
-          <w:jc w:val="center"/>
-        </w:trPr>
-        <w:tc>
-          <w:tcPr>
-            <w:tcW w:w="9638" w:type="dxa"/>
-            <w:shd w:val="clear" w:color="auto" w:fill="EAF8F1"/>
-            <w:tcMar>
-              <w:top w:w="120" w:type="dxa"/>
-              <w:left w:w="120" w:type="dxa"/>
-              <w:bottom w:w="120" w:type="dxa"/>
-              <w:right w:w="120" w:type="dxa"/>
-            </w:tcMar>
-          </w:tcPr>
-          <w:p>
-            <w:pPr>
-              <w:spacing w:after="80"/>
-            </w:pPr>
-            <w:r>
-              <w:rPr>
-                <w:b/>
-                <w:color w:val="22406C"/>
-              </w:rPr>
-              <w:t xml:space="preserve">Siguiente paso recomendado. </w:t>
-            </w:r>
-            <w:r>
-              <w:t>Si en la siguiente iteración se necesita fortalecer el entregable, las extensiones más naturales serían: manejo uniforme de errores técnicos, reintentos controlados, validación de contrato JSON y consoli</w:t>
-            </w:r>
-            <w:r>
-              <w:t>dación externa de métricas agregadas.</w:t>
-            </w:r>
-          </w:p>
-        </w:tc>
-      </w:tr>
-    </w:tbl>
     <w:p/>
     <w:sectPr>
       <w:headerReference w:type="default" r:id="rId10"/>
@@ -11195,11 +10833,6 @@
     <w:lsdException w:name="Book Title" w:uiPriority="33" w:qFormat="1"/>
     <w:lsdException w:name="Bibliography" w:semiHidden="1" w:uiPriority="37" w:unhideWhenUsed="1"/>
     <w:lsdException w:name="TOC Heading" w:semiHidden="1" w:uiPriority="39" w:unhideWhenUsed="1" w:qFormat="1"/>
-    <w:lsdException w:name="Plain Table 5" w:semiHidden="1" w:unhideWhenUsed="1"/>
-    <w:lsdException w:name="Grid Table Light" w:semiHidden="1" w:unhideWhenUsed="1"/>
-    <w:lsdException w:name="Grid Table 1 Light" w:semiHidden="1" w:unhideWhenUsed="1"/>
-    <w:lsdException w:name="Grid Table 2" w:semiHidden="1" w:unhideWhenUsed="1"/>
-    <w:lsdException w:name="Grid Table 3" w:semiHidden="1" w:unhideWhenUsed="1"/>
     <w:lsdException w:name="Grid Table 4" w:uiPriority="49"/>
     <w:lsdException w:name="Grid Table 5 Dark" w:uiPriority="50"/>
     <w:lsdException w:name="Grid Table 6 Colorful" w:uiPriority="51"/>
